--- a/public/suplemento-salvaguardas-mariah.docx
+++ b/public/suplemento-salvaguardas-mariah.docx
@@ -64,7 +64,7 @@
           <w:sz w:val="24"/>
           <w:szCs w:val="24"/>
         </w:rPr>
-        <w:t>MARIAH Matriz de Avaliação de Risco de Inteligência Artificial em Pesquisa com Seres Humanos · Versão preliminar · Julho de 2026</w:t>
+        <w:t>MARIAH Matriz de Avaliação de Risco em Inteligência Artificial em Pesquisa com Seres Humanos · Versão preliminar · Julho de 2026</w:t>
       </w:r>
     </w:p>
     <w:p>
